--- a/downloads/student/Unit 04/Handout 04.17 - Unit 4 Review Game Cards.docx
+++ b/downloads/student/Unit 04/Handout 04.17 - Unit 4 Review Game Cards.docx
@@ -216,7 +216,7 @@
         <w:t xml:space="preserve"> </w:t>
       </w:r>
       <w:r>
-        <w:t xml:space="preserve">Answer: any three of balance, proportion (scale), emphasis (focal point), rhythm, unity (harmony), variety.</w:t>
+        <w:t xml:space="preserve">Answer: any three of balance, proportion (scale), emphasis (focal point), rhythm, unity (harmony), contrast.</w:t>
       </w:r>
     </w:p>
     <w:p>
